--- a/arb/docx/40.content.docx
+++ b/arb/docx/40.content.docx
@@ -147,13 +147,6 @@
         <w:rPr>
           <w:lang w:val="ar_AE" w:bidi="ar_AE"/>
         </w:rPr>
-      </w:r>
-      <w:r>
-        <w:rPr>
-          <w:i/>
-          <w:lang w:val="ar_AE" w:bidi="ar_AE"/>
-        </w:rPr>
-        <w:t>متى 1: 1, متى 1: 16, متى 1: 18, متى 1: 19, متى ١: ١٩ (#٢), متى 1: 20, متى 1: 21, متى 1: 23, متى 1: 25, متى 2: 1, متى ٢: ٢, متى 2: 2 (#2), متى ٢: ٣, متى ٢: ٥–٦, متى ٢: ٩, متى ٢: ١١, متى 2: 11 (#2), متى ٢: ١٢, متى ٢: ١٣, متى 2: 15, متى 2:16, متى ٢: ١٩–٢٠, متى ٢: ٢٢–٢٣, متى 2: 23, متى ٣: ٢, متى ٣: ٣, متى 3: 6, متى ٣: ٨, متى ٣: ٩, متى 3: 10, متى 3: 11, متى ٣: ١٥, متى 3: 16, متى 3: 17, متى 4: 1, متى 4: 2, متى 4: 3, متى 4: 4, متى ٤: ٥–٦, متى ٤: ٧, متى 4 :8–9, متى 4: 10, متى ٤: ١٥–١٦, متى 4: 17, متى 4: 18, متى 4: 19, متى 4: 21, متى 4: 23, متى 4: 24, متى 4: 25, متى 5: 3, متى 5: 4, متى 5: 5, متى 5: 6, متى ٥: ١١–١٢, متى ٥: ١٥–١٦, متى 5: 17, متى 5: 19, متى 5: 21–22, متى 5: 23–24, متى 5: 25, متى 5: 27–28, متى 5: 29–30, متى 5: 32, متى 5: 32 (#2), متى 5: 37, متى 5: 38–39, متى 5: 43–44, متى 5: 46–47, متى ٦: ٢, متى 6: 3–4, متى 6: 5, متى 6: 6, متى ٦ : ٧–٨, متى 6: 10, متى 6: 15, متى 6: 16–18, متى 6: 19–20, متى 6: 21, متى 6: 24, متى ٦: ٢٥–٢٦, متى 6: 27, متى 6: 33, متى 7: 3–5, متى 7: 6, متى 7: 8, متى 7: 11, متى 7: 12, متى 7: 13, متى ٧: ١٤, متى 7: 15–16, متى 7: 21, متى 7: 22–23, متى 7: 24, متى 7: 26, متى 7: 29, متى 8: 4, متى 8: 7, متى 8: 8, متى 8: 10, متى 8: 11, متى ٨: ١٢, متى ٨: ١٤–١٥, متى 8: 17, متى 8: 20, متى 8: 21–22, متى 8: 24, متى 8: 26, متى 8: 27, متى 8: 28, متى 8: 29, متى 8: 32, متى 8: 34, متى 9: 3–5, متى 9: 5–6, متى 9: 8, متى 9: 9, متى 9: 10, متى 9: 13, متى 9: 15, متى 9: 15 (#2), متى 9: 20–21, متى 9: 22, متى 9: 24, متى 9: 26, متى 9: 27, متى 9: 29, متى 9: 34, متى 9: 36, متى ٩: ٣٨, متى 10: 1, متى 10: 4, متى 10: 6, متى 10: 9–10, متى 10: 11, متى ١٠: ١٤–١٥, متى ١٠: ١٧–١٨, متى 10: 20, متى 10: 22, متى 10: 24–25, متى 10: 28, متى 10: 28 (#2), متى 10: 32, متى 10: 33, متى 10: 34–36, متى 10: 39, متى 10: 42, متى 11: 1, متى 11: 3, متى 11: 5, متى 11: 6, متى 11: 9–10, متى 11: 14, متى 11: 18, متى 11: 19, متى 11: 20, متى ١١: ٢٥, متى 11: 25 (#2), متى 11: 27, متى 11: 28, متى ١٢: ٢, متى 12: 6, متى 12: 8, متى ١٢: ١٠, متى ١٢: ١٢, متى ١٢ :١٤, متى ١٢: ١٨, متى ١٢: ١٩–٢٠, متى ١٢: ٢٦, متى 12: 28, متى ١٢: ٣١, متى 12: 33, متى 12: 37, متى ١٢: ٣٩–٤٠, متى ١٢: ٤١, متى 12: 41 (#2), متى ١٢ :٤٢, متى 12: 43–45, متى ١٢: ٤٨–٥٠, متى 13: 4, متى 13: 5–6, متى 13: 7, متى 13: 8, متى 13: 14, متى 13: 15, متى 13: 19, متى 13: 20–21, متى 13: 22, متى 13: 23, متى 13: 28, متى 13: 30, متى 13: 31–32, متى 13: 33, متى 13: 37–39, متى 13: 39, متى 13: 42, متى 13: 43, متى 13: 44, متى 13: 45–46, متى 13: 47–48, متى 13: 54, متى 13: 57, متى 13: 58, متى 14 :2, متى 14: 4, متى 14: 5, متى 14: 7, متى 14: 8, متى 14: 9, متى 14: 14, متى 14: 16, متى ١٤: ١٩, متى 14: 20–21, متى 14: 23, متى 14: 24, متى 14: 25, متى 14: 27, متى 14: 29, متى 14: 30, متى 14: 32, متى 14: 33, متى 14: 35, متى 15: 4–6, متى ١٥: ٧–٨, متى 15: 9, متى 15: 11, متى 15: 11 (#2), متى ١٥ :١٤, متى ١٥: ١٩, متى 15: 23, متى 15: 24, متى 15: 28, متى 15: 30–31, متى 15: 34, متى 15: 36, متى 15: 37, متى 15: 38, متى 16: 1, متى 16: 4, متى 16: 6, متى ١٦: ١٢, متى 16: 13, متى 16: 14, متى 16: 16, متى 16: 17, متى 16: 19, متى 16: 21, متى 16: 23, متى 16: 24, متى 16: 26, متى 16: 27, متى 16: 27 (#2), متى 16: 28, متى 17: 1, متى 17: 2, متى 17: 3, متى 17: 4, متى 17: 5, متى 17: 9, متى 17: 11, متى ١٧: ١٢–١٣, متى ١٧: ١٤–١٦, متى 17: 18, متى ١٧ :٢٠, متى 17: 22–23, متى 17: 27, متى 18: 3, متى 18: 4, متى 18: 6, متى 18: 8, متى 18: 10, متى 18: 12–14, متى 18: 15, متى 18: 16, متى 18: 17, متى 18: 17 (#2), متى 18: 20, متى 18: 21–22, متى 18: 24–25, متى 18: 27, متى 18: 30, متى 18: 33, متى 18: 34, متى 18: 35, متى 19: 3, متى 19: 4, متى 19: 5, متى 19: 5–6, متى 19: 6, متى 19: 7–8, متى 19: 9, متى 19: 13, متى 19: 14, متى 19: 16–17, متى 19: 20–21, متى 19: 22, متى 19: 26, متى 19: 28, متى 19: 30, متى 20: 1–2, متى 20: 4, متى 20: 9, متى ٢٠: ١١–١٢, متى ٢٠: ١٣–١٤, متى ٢٠: ١٧–١٩, متى 20: 20–21, متى 20: 23, متى 20: 26, متى 20: 28, متى 20: 30, متى 20: 34, متى 21: 2, متى 21: 4–5, متى ٢١: ٨, متى 21: 9, متى 21: 12, متى 21: 13, متى 21: 15–16, متى 21: 18–19, متى 21: 20–22, متى 21: 23, متى 21: 25, متى 21: 25 (#2), متى 21: 26, متى 21: 28–29, متى 21: 30, متى 21: 31, متى 21: 31–32, متى 21: 35–36, متى 21: 37, متى 21: 38–39, متى 21: 40–41, متى 21: 42, متى 21: 43, متى 21: 46, متى 22: 5–6, متى 22 :7, متى 22: 9–10, متى ٢٢: ١٣, متى 22: 15, متى 22: 17, متى ٢٢: ٢١, متى 22: 23, متى 22: 26–27, متى 22: 29, متى 22: 30, متى 22: 32, متى ٢٢: ٣٦, متى ٢٢: ٣٧–٣٨, متى 22: 39, متى 22: 42, متى 22: 42 (#2), متى 22: 45, متى 22: 46, متى ٢٣: ٢–٣, متى 23: 3, متى 23: 5, متى 23: 8–10, متى 23: 12, متى ٢٣: ١٣–١٥, متى 23: 15, متى 23: 16–17, متى 23: 23, متى 23: 25–26, متى 23: 28, متى ٢٣: ٢٩–٣١, متى 23: 33, متى 23: 34, متى 23: 35, متى ٢٣: ٣٦, متى 23: 37, متى 23: 38, متى ٢٤: ٢, متى 24: 3, متى ٢٤: ٥, متى ٢٤: ٦–٨, متى ٢٤: ٩–١٠, متى 24: 13, متى ٢٤: ١٤, متى ٢٤: ١٥–١٦, متى 24: 21, متى ٢٤: ٢٤, متى 24: 27, متى 24: 29, متى 24: 30, متى 24: 31, متى ٢٤: ٣٤, متى ٢٤: ٣٥, متى 24: 36, متى ٢٤: ٣٧–٣٩, متى ٢٤: ٤٢, متى ٢٤ : ٤٥–٤٦, متى ٢٤: ٤٧, متى 24: 48–49, متى ٢٤: ٥١, متى 25: 3, متى 25: 4, متى 25: 5–6, متى 25: 10, متى ٢٥: ١٠–١٢, متى ٢٥: ١٣, متى 25: 16–17, متى ٢٥: ١٨, متى 25: 19, متى 25: 20–21, متى 25: 26–30, متى 25: 31–32, متى 25: 34, متى 25: 35–36, متى 25: 41, متى 25: 42–43, متى ٢٦: ٢, متى 26: 4, متى 26: 5, متى 26: 6–9, متى 26: 12, متى 26: 14–15, متى ٢٦: ٢١, متى ٢٦: ٢٤, متى ٢٦: ٢٥, متى 26: 26, متى 26: 28, متى ٢٦: ٣٠–٣١, متى 26: 33–34, متى ٢٦: ٣٧–٣٨, متى 26: 39, متى 26: 40, متى 26: 42, متى 26: 42–44, متى 26: 47–48, متى 26: 51, متى 26: 53, متى 26 :54, متى 26: 56, متى 26: 59, متى 26: 63, متى ٢٦: ٦٤, متى 26: 64 (#2), متى 26: 65, متى 26: 67, متى 26: 73–75, متى 26: 74, متى 26: 75, متى ٢٧: ٢, متى ٢٧: ٣–٥, متى ٢٧: ٦–٧, متى ٢٧: ٩–١٠, متى ٢٧: ١١, متى ٢٧ :١٢–١٤, متى ٢٧: ١٥–١٦, متى 27: 19, متى ٢٧: ٢٠, متى ٢٧: ٢٢, متى ٢٧: ٢٤, متى ٢٧: ٢٥, متى ٢٧: ٢٧–٢٩, متى ٢٧: ٣٢, متى ٢٧ :٣٣, متى ٢٧: ٣٥–٣٦, متى ٢٧: ٣٧, متى ٢٧: ٣٨, متى ٢٧: ٤٢, متى 27: 45, متى ٢٧: ٤٦, متى 27 :50, متى 27: 51, متى ٢٧: ٥٢–٥٣, متى ٢٧: ٥٤, متى ٢٧: ٥٧–٥٨, متى 27: 60, متى ٢٧: ٦٢–٦٤, متى ٢٧: ٦٥–٦٦, متى 28: 1, متى 28: 2, متى 28: 4, متى ٢٨: ٥–٧, متى 28: 8–9, متى 28: 11–13, متى 28: 17, متى 28: 18, متى 28: 19, متى 28: 19 (#2), متى 28: 20, متى 28: 20 (#2)</w:t>
       </w:r>
       <w:r>
         <w:rPr>

--- a/arb/docx/40.content.docx
+++ b/arb/docx/40.content.docx
@@ -132,21 +132,6 @@
           <w:lang w:val="ar_AE" w:bidi="ar_AE"/>
         </w:rPr>
         <w:t>MAT</w:t>
-      </w:r>
-      <w:r>
-        <w:rPr>
-          <w:lang w:val="ar_AE" w:bidi="ar_AE"/>
-        </w:rPr>
-      </w:r>
-    </w:p>
-    <w:p>
-      <w:pPr>
-        <w:bidi/>
-      </w:pPr>
-      <w:r>
-        <w:rPr>
-          <w:lang w:val="ar_AE" w:bidi="ar_AE"/>
-        </w:rPr>
       </w:r>
       <w:r>
         <w:rPr>

--- a/arb/docx/40.content.docx
+++ b/arb/docx/40.content.docx
@@ -22,7 +22,7 @@
         <w:rPr>
           <w:lang w:val="ar_AE" w:bidi="ar_AE"/>
         </w:rPr>
-        <w:t>Resource: أسئلة الترجمة (unfoldingWord)</w:t>
+        <w:t>Resource: unfoldingWord® Translation Questions</w:t>
       </w:r>
       <w:r>
         <w:rPr>
@@ -91,7 +91,7 @@
         <w:rPr>
           <w:lang w:val="ar_AE" w:bidi="ar_AE"/>
         </w:rPr>
-        <w:t>أسئلة الترجمة (unfoldingWord)</w:t>
+        <w:t>unfoldingWord® Translation Questions</w:t>
       </w:r>
     </w:p>
     <w:p>
